--- a/06-学生侧材料/讲义/数学工具/数学工具-第1讲-函数图像与线性化.docx
+++ b/06-学生侧材料/讲义/数学工具/数学工具-第1讲-函数图像与线性化.docx
@@ -13641,7 +13641,7 @@
           <m:t>−</m:t>
         </m:r>
         <m:r>
-          <m:t>8.774</m:t>
+          <m:t>8.772</m:t>
         </m:r>
       </m:oMath>
       <w:r>
@@ -13741,7 +13741,7 @@
           <m:t>−</m:t>
         </m:r>
         <m:r>
-          <m:t>6.633</m:t>
+          <m:t>6.630</m:t>
         </m:r>
       </m:oMath>
     </w:p>
@@ -13981,7 +13981,7 @@
               <m:t>−</m:t>
             </m:r>
             <m:r>
-              <m:t>6.633</m:t>
+              <m:t>6.630</m:t>
             </m:r>
             <m:r>
               <m:rPr>
@@ -14002,7 +14002,7 @@
               <m:t>−</m:t>
             </m:r>
             <m:r>
-              <m:t>8.774</m:t>
+              <m:t>8.772</m:t>
             </m:r>
             <m:r>
               <m:rPr>
@@ -14086,7 +14086,7 @@
           </m:fPr>
           <m:num>
             <m:r>
-              <m:t>2.141</m:t>
+              <m:t>2.142</m:t>
             </m:r>
           </m:num>
           <m:den>
@@ -14535,7 +14535,7 @@
           <m:t>−</m:t>
         </m:r>
         <m:r>
-          <m:t>8.774</m:t>
+          <m:t>8.772</m:t>
         </m:r>
         <m:r>
           <m:rPr>
@@ -14598,7 +14598,7 @@
           <m:t>−</m:t>
         </m:r>
         <m:r>
-          <m:t>8.774</m:t>
+          <m:t>8.772</m:t>
         </m:r>
         <m:r>
           <m:rPr>
@@ -14664,7 +14664,7 @@
           <m:t>=</m:t>
         </m:r>
         <m:r>
-          <m:t>1.1</m:t>
+          <m:t>9.6</m:t>
         </m:r>
         <m:r>
           <m:rPr>
@@ -14680,7 +14680,7 @@
           </m:e>
           <m:sup>
             <m:r>
-              <m:t>11</m:t>
+              <m:t>10</m:t>
             </m:r>
           </m:sup>
         </m:sSup>

--- a/06-学生侧材料/讲义/数学工具/数学工具-第1讲-函数图像与线性化.docx
+++ b/06-学生侧材料/讲义/数学工具/数学工具-第1讲-函数图像与线性化.docx
@@ -10619,30 +10619,27 @@
         </w:rPr>
         <w:t xml:space="preserve"> </w:t>
       </w:r>
+      <m:oMath>
+        <m:sSup>
+          <m:e>
+            <m:r>
+              <m:t>r</m:t>
+            </m:r>
+          </m:e>
+          <m:sup>
+            <m:r>
+              <m:t>2</m:t>
+            </m:r>
+          </m:sup>
+        </m:sSup>
+      </m:oMath>
       <w:r>
         <w:rPr>
           <w:rFonts w:hint="eastAsia" w:ascii="Times New Roman" w:hAnsi="Times New Roman" w:eastAsia="Times New Roman" w:cs="Times New Roman"/>
           <w:b/>
           <w:bCs/>
         </w:rPr>
-        <w:t>r</w:t>
-      </w:r>
-      <w:r>
-        <w:rPr>
-          <w:rFonts w:hint="eastAsia" w:ascii="Times New Roman" w:hAnsi="Times New Roman" w:eastAsia="Times New Roman" w:cs="Times New Roman"/>
-          <w:b/>
-          <w:bCs/>
-          <w:vertAlign w:val="superscript"/>
-        </w:rPr>
-        <w:t>2</w:t>
-      </w:r>
-      <w:r>
-        <w:rPr>
-          <w:rFonts w:hint="eastAsia" w:ascii="Times New Roman" w:hAnsi="Times New Roman" w:eastAsia="Times New Roman" w:cs="Times New Roman"/>
-          <w:b/>
-          <w:bCs/>
-        </w:rPr>
-        <w:t>：</w:t>
+        <w:t xml:space="preserve">：</w:t>
       </w:r>
     </w:p>
     <w:p>
@@ -10968,20 +10965,26 @@
               <w:pStyle w:val="Compact"/>
               <w:jc w:val="center"/>
             </w:pPr>
+            <m:oMath>
+              <m:sSup>
+                <m:e>
+                  <m:r>
+                    <m:t>r</m:t>
+                  </m:r>
+                </m:e>
+                <m:sup>
+                  <m:r>
+                    <m:t>2</m:t>
+                  </m:r>
+                </m:sup>
+              </m:sSup>
+            </m:oMath>
             <w:r>
               <w:rPr>
                 <w:rFonts w:ascii="Times New Roman" w:hAnsi="Times New Roman" w:eastAsia="Times New Roman" w:cs="Times New Roman"/>
                 <w:b/>
               </w:rPr>
-              <w:t>r</w:t>
-            </w:r>
-            <w:r>
-              <w:rPr>
-                <w:rFonts w:ascii="Times New Roman" w:hAnsi="Times New Roman" w:eastAsia="Times New Roman" w:cs="Times New Roman"/>
-                <w:b/>
-                <w:vertAlign w:val="superscript"/>
-              </w:rPr>
-              <w:t>2</w:t>
+              <w:t xml:space="preserve">​</w:t>
             </w:r>
           </w:p>
         </w:tc>
@@ -11493,113 +11496,117 @@
         </w:rPr>
         <w:t xml:space="preserve"> </w:t>
       </w:r>
+      <m:oMath>
+        <m:sSup>
+          <m:e>
+            <m:r>
+              <m:t>r</m:t>
+            </m:r>
+          </m:e>
+          <m:sup>
+            <m:r>
+              <m:t>2</m:t>
+            </m:r>
+          </m:sup>
+        </m:sSup>
+      </m:oMath>
       <w:r>
         <w:rPr>
           <w:rFonts w:ascii="Times New Roman" w:hAnsi="Times New Roman" w:eastAsia="Times New Roman" w:cs="Times New Roman"/>
           <w:b/>
           <w:bCs/>
         </w:rPr>
-        <w:t>r</w:t>
-      </w:r>
-      <w:r>
-        <w:rPr>
-          <w:rFonts w:ascii="Times New Roman" w:hAnsi="Times New Roman" w:eastAsia="Times New Roman" w:cs="Times New Roman"/>
+        <w:t xml:space="preserve"> </w:t>
+      </w:r>
+      <w:r>
+        <w:rPr>
+          <w:rFonts w:hint="eastAsia" w:ascii="Times New Roman" w:hAnsi="Times New Roman" w:eastAsia="FangSong" w:cs="Times New Roman"/>
           <w:b/>
           <w:bCs/>
-          <w:vertAlign w:val="superscript"/>
-        </w:rPr>
-        <w:t>2</w:t>
-      </w:r>
-      <w:r>
-        <w:rPr>
-          <w:rFonts w:ascii="Times New Roman" w:hAnsi="Times New Roman" w:eastAsia="Times New Roman" w:cs="Times New Roman"/>
-          <w:b/>
-          <w:bCs/>
+        </w:rPr>
+        <w:t xml:space="preserve">高不代表模型对</w:t>
+      </w:r>
+      <w:r>
+        <w:rPr>
+          <w:rFonts w:hint="eastAsia" w:ascii="Times New Roman" w:hAnsi="Times New Roman" w:eastAsia="Times New Roman" w:cs="Times New Roman"/>
+        </w:rPr>
+        <w:t>。</w:t>
+      </w:r>
+      <w:r>
+        <w:rPr>
+          <w:rFonts w:hint="eastAsia" w:ascii="Times New Roman" w:hAnsi="Times New Roman" w:eastAsia="FangSong" w:cs="Times New Roman"/>
+        </w:rPr>
+        <w:t>转化率</w:t>
+      </w:r>
+      <w:r>
+        <w:rPr>
+          <w:rFonts w:ascii="Times New Roman" w:hAnsi="Times New Roman" w:eastAsia="Times New Roman" w:cs="Times New Roman"/>
+        </w:rPr>
+        <w:t xml:space="preserve"> &lt; 10% </w:t>
+      </w:r>
+      <w:r>
+        <w:rPr>
+          <w:rFonts w:hint="eastAsia" w:ascii="Times New Roman" w:hAnsi="Times New Roman" w:eastAsia="FangSong" w:cs="Times New Roman"/>
+        </w:rPr>
+        <w:t>的初期</w:t>
+      </w:r>
+      <w:r>
+        <w:rPr>
+          <w:rFonts w:hint="eastAsia" w:ascii="Times New Roman" w:hAnsi="Times New Roman" w:eastAsia="Times New Roman" w:cs="Times New Roman"/>
+        </w:rPr>
+        <w:t>，</w:t>
+      </w:r>
+      <w:r>
+        <w:rPr>
+          <w:rFonts w:hint="eastAsia" w:ascii="Times New Roman" w:hAnsi="Times New Roman" w:eastAsia="FangSong" w:cs="Times New Roman"/>
+        </w:rPr>
+        <w:t>即使实际是二级反应</w:t>
+      </w:r>
+      <w:r>
+        <w:rPr>
+          <w:rFonts w:hint="eastAsia" w:ascii="Times New Roman" w:hAnsi="Times New Roman" w:eastAsia="Times New Roman" w:cs="Times New Roman"/>
+        </w:rPr>
+        <w:t>，</w:t>
+      </w:r>
+      <w:r>
+        <w:rPr>
+          <w:rStyle w:val="VerbatimChar"/>
+          <w:rFonts w:ascii="Times New Roman" w:hAnsi="Times New Roman" w:eastAsia="Times New Roman" w:cs="Times New Roman"/>
+        </w:rPr>
+        <w:t xml:space="preserve">ln c</w:t>
+      </w:r>
+      <w:r>
+        <w:rPr>
+          <w:rFonts w:ascii="Times New Roman" w:hAnsi="Times New Roman" w:eastAsia="Times New Roman" w:cs="Times New Roman"/>
+        </w:rPr>
+        <w:t xml:space="preserve">–t </w:t>
+      </w:r>
+      <w:r>
+        <w:rPr>
+          <w:rFonts w:hint="eastAsia" w:ascii="Times New Roman" w:hAnsi="Times New Roman" w:eastAsia="FangSong" w:cs="Times New Roman"/>
+        </w:rPr>
+        <w:t xml:space="preserve">图的</w:t>
+      </w:r>
+      <w:r>
+        <w:rPr>
+          <w:rFonts w:ascii="Times New Roman" w:hAnsi="Times New Roman" w:eastAsia="Times New Roman" w:cs="Times New Roman"/>
         </w:rPr>
         <w:t xml:space="preserve"> </w:t>
       </w:r>
-      <w:r>
-        <w:rPr>
-          <w:rFonts w:hint="eastAsia" w:ascii="Times New Roman" w:hAnsi="Times New Roman" w:eastAsia="FangSong" w:cs="Times New Roman"/>
-          <w:b/>
-          <w:bCs/>
-        </w:rPr>
-        <w:t xml:space="preserve">高不代表模型对</w:t>
-      </w:r>
-      <w:r>
-        <w:rPr>
-          <w:rFonts w:hint="eastAsia" w:ascii="Times New Roman" w:hAnsi="Times New Roman" w:eastAsia="Times New Roman" w:cs="Times New Roman"/>
-        </w:rPr>
-        <w:t>。</w:t>
-      </w:r>
-      <w:r>
-        <w:rPr>
-          <w:rFonts w:hint="eastAsia" w:ascii="Times New Roman" w:hAnsi="Times New Roman" w:eastAsia="FangSong" w:cs="Times New Roman"/>
-        </w:rPr>
-        <w:t>转化率</w:t>
-      </w:r>
-      <w:r>
-        <w:rPr>
-          <w:rFonts w:ascii="Times New Roman" w:hAnsi="Times New Roman" w:eastAsia="Times New Roman" w:cs="Times New Roman"/>
-        </w:rPr>
-        <w:t xml:space="preserve"> &lt; 10% </w:t>
-      </w:r>
-      <w:r>
-        <w:rPr>
-          <w:rFonts w:hint="eastAsia" w:ascii="Times New Roman" w:hAnsi="Times New Roman" w:eastAsia="FangSong" w:cs="Times New Roman"/>
-        </w:rPr>
-        <w:t>的初期</w:t>
-      </w:r>
-      <w:r>
-        <w:rPr>
-          <w:rFonts w:hint="eastAsia" w:ascii="Times New Roman" w:hAnsi="Times New Roman" w:eastAsia="Times New Roman" w:cs="Times New Roman"/>
-        </w:rPr>
-        <w:t>，</w:t>
-      </w:r>
-      <w:r>
-        <w:rPr>
-          <w:rFonts w:hint="eastAsia" w:ascii="Times New Roman" w:hAnsi="Times New Roman" w:eastAsia="FangSong" w:cs="Times New Roman"/>
-        </w:rPr>
-        <w:t>即使实际是二级反应</w:t>
-      </w:r>
-      <w:r>
-        <w:rPr>
-          <w:rFonts w:hint="eastAsia" w:ascii="Times New Roman" w:hAnsi="Times New Roman" w:eastAsia="Times New Roman" w:cs="Times New Roman"/>
-        </w:rPr>
-        <w:t>，</w:t>
-      </w:r>
-      <w:r>
-        <w:rPr>
-          <w:rStyle w:val="VerbatimChar"/>
-          <w:rFonts w:ascii="Times New Roman" w:hAnsi="Times New Roman" w:eastAsia="Times New Roman" w:cs="Times New Roman"/>
-        </w:rPr>
-        <w:t xml:space="preserve">ln c</w:t>
-      </w:r>
-      <w:r>
-        <w:rPr>
-          <w:rFonts w:ascii="Times New Roman" w:hAnsi="Times New Roman" w:eastAsia="Times New Roman" w:cs="Times New Roman"/>
-        </w:rPr>
-        <w:t xml:space="preserve">–t </w:t>
-      </w:r>
-      <w:r>
-        <w:rPr>
-          <w:rFonts w:hint="eastAsia" w:ascii="Times New Roman" w:hAnsi="Times New Roman" w:eastAsia="FangSong" w:cs="Times New Roman"/>
-        </w:rPr>
-        <w:t xml:space="preserve">图的</w:t>
-      </w:r>
-      <w:r>
-        <w:rPr>
-          <w:rFonts w:ascii="Times New Roman" w:hAnsi="Times New Roman" w:eastAsia="Times New Roman" w:cs="Times New Roman"/>
-        </w:rPr>
-        <w:t xml:space="preserve"> r</w:t>
-      </w:r>
-      <w:r>
-        <w:rPr>
-          <w:rFonts w:ascii="Times New Roman" w:hAnsi="Times New Roman" w:eastAsia="Times New Roman" w:cs="Times New Roman"/>
-          <w:vertAlign w:val="superscript"/>
-        </w:rPr>
-        <w:t>2</w:t>
-      </w:r>
+      <m:oMath>
+        <m:sSup>
+          <m:e>
+            <m:r>
+              <m:t>r</m:t>
+            </m:r>
+          </m:e>
+          <m:sup>
+            <m:r>
+              <m:t>2</m:t>
+            </m:r>
+          </m:sup>
+        </m:sSup>
+      </m:oMath>
       <w:r>
         <w:rPr>
           <w:rFonts w:ascii="Times New Roman" w:hAnsi="Times New Roman" w:eastAsia="Times New Roman" w:cs="Times New Roman"/>
@@ -19946,19 +19953,20 @@
         </w:rPr>
         <w:t xml:space="preserve"> </w:t>
       </w:r>
-      <w:r>
-        <w:rPr>
-          <w:rFonts w:hint="eastAsia" w:ascii="Times New Roman" w:hAnsi="Times New Roman" w:eastAsia="Times New Roman" w:cs="Times New Roman"/>
-        </w:rPr>
-        <w:t>r</w:t>
-      </w:r>
-      <w:r>
-        <w:rPr>
-          <w:rFonts w:hint="eastAsia" w:ascii="Times New Roman" w:hAnsi="Times New Roman" w:eastAsia="Times New Roman" w:cs="Times New Roman"/>
-          <w:vertAlign w:val="superscript"/>
-        </w:rPr>
-        <w:t>2</w:t>
-      </w:r>
+      <m:oMath>
+        <m:sSup>
+          <m:e>
+            <m:r>
+              <m:t>r</m:t>
+            </m:r>
+          </m:e>
+          <m:sup>
+            <m:r>
+              <m:t>2</m:t>
+            </m:r>
+          </m:sup>
+        </m:sSup>
+      </m:oMath>
       <w:r>
         <w:rPr>
           <w:rFonts w:hint="eastAsia" w:ascii="Times New Roman" w:hAnsi="Times New Roman" w:eastAsia="Times New Roman" w:cs="Times New Roman"/>

--- a/06-学生侧材料/讲义/数学工具/数学工具-第1讲-函数图像与线性化.docx
+++ b/06-学生侧材料/讲义/数学工具/数学工具-第1讲-函数图像与线性化.docx
@@ -4862,10 +4862,15 @@
             </w:pPr>
             <w:r>
               <w:rPr>
-                <w:rStyle w:val="VerbatimChar"/>
-                <w:rFonts w:ascii="Times New Roman" w:hAnsi="Times New Roman" w:eastAsia="Times New Roman" w:cs="Times New Roman"/>
-              </w:rPr>
-              <w:t xml:space="preserve">−ΔH_{vap}/R</w:t>
+                <w:rFonts w:ascii="Times New Roman" w:hAnsi="Times New Roman" w:eastAsia="Times New Roman" w:cs="Times New Roman"/>
+              </w:rPr>
+              <w:t xml:space="preserve">$`−ΔH_{vap}/R`$</w:t>
+            </w:r>
+            <w:r>
+              <w:rPr>
+                <w:rFonts w:ascii="Times New Roman" w:hAnsi="Times New Roman" w:eastAsia="Times New Roman" w:cs="Times New Roman"/>
+              </w:rPr>
+              <w:t xml:space="preserve">​</w:t>
             </w:r>
           </w:p>
         </w:tc>

--- a/06-学生侧材料/讲义/数学工具/数学工具-第1讲-函数图像与线性化.docx
+++ b/06-学生侧材料/讲义/数学工具/数学工具-第1讲-函数图像与线性化.docx
@@ -4860,12 +4860,56 @@
               <w:pStyle w:val="Compact"/>
               <w:jc w:val="center"/>
             </w:pPr>
-            <w:r>
-              <w:rPr>
-                <w:rFonts w:ascii="Times New Roman" w:hAnsi="Times New Roman" w:eastAsia="Times New Roman" w:cs="Times New Roman"/>
-              </w:rPr>
-              <w:t xml:space="preserve">$`−ΔH_{vap}/R`$</w:t>
-            </w:r>
+            <m:oMath>
+              <m:r>
+                <m:rPr>
+                  <m:sty m:val="p"/>
+                </m:rPr>
+                <m:t>−</m:t>
+              </m:r>
+              <m:r>
+                <m:rPr>
+                  <m:sty m:val="p"/>
+                </m:rPr>
+                <m:t>Δ</m:t>
+              </m:r>
+              <m:sSub>
+                <m:e>
+                  <m:r>
+                    <m:t>H</m:t>
+                  </m:r>
+                </m:e>
+                <m:sub>
+                  <m:r>
+                    <m:rPr>
+                      <m:sty m:val="p"/>
+                    </m:rPr>
+                    <m:t>v</m:t>
+                  </m:r>
+                  <m:r>
+                    <m:rPr>
+                      <m:sty m:val="p"/>
+                    </m:rPr>
+                    <m:t>a</m:t>
+                  </m:r>
+                  <m:r>
+                    <m:rPr>
+                      <m:sty m:val="p"/>
+                    </m:rPr>
+                    <m:t>p</m:t>
+                  </m:r>
+                </m:sub>
+              </m:sSub>
+              <m:r>
+                <m:rPr>
+                  <m:sty m:val="p"/>
+                </m:rPr>
+                <m:t>/</m:t>
+              </m:r>
+              <m:r>
+                <m:t>R</m:t>
+              </m:r>
+            </m:oMath>
             <w:r>
               <w:rPr>
                 <w:rFonts w:ascii="Times New Roman" w:hAnsi="Times New Roman" w:eastAsia="Times New Roman" w:cs="Times New Roman"/>
@@ -8599,49 +8643,80 @@
         <w:rPr>
           <w:rFonts w:hint="eastAsia" w:ascii="Times New Roman" w:hAnsi="Times New Roman" w:eastAsia="Times New Roman" w:cs="Times New Roman"/>
         </w:rPr>
-        <w:t xml:space="preserve">：$</w:t>
-      </w:r>
-      <w:r>
-        <w:rPr>
-          <w:rFonts w:ascii="Times New Roman" w:hAnsi="Times New Roman" w:eastAsia="Times New Roman" w:cs="Times New Roman"/>
-        </w:rPr>
-        <w:t xml:space="preserve"> </w:t>
-      </w:r>
-      <w:r>
-        <w:rPr>
-          <w:rFonts w:ascii="Times New Roman" w:hAnsi="Times New Roman" w:eastAsia="Times New Roman" w:cs="Times New Roman"/>
-        </w:rPr>
-        <w:t xml:space="preserve">k =</w:t>
-      </w:r>
-      <w:r>
-        <w:rPr>
-          <w:rFonts w:ascii="Times New Roman" w:hAnsi="Times New Roman" w:eastAsia="Times New Roman" w:cs="Times New Roman"/>
-        </w:rPr>
-        <w:t xml:space="preserve"> </w:t>
-      </w:r>
-      <w:r>
-        <w:rPr>
-          <w:rFonts w:ascii="Times New Roman" w:hAnsi="Times New Roman" w:eastAsia="Times New Roman" w:cs="Times New Roman"/>
-        </w:rPr>
-        <w:t xml:space="preserve">A -</w:t>
-      </w:r>
-      <w:r>
-        <w:rPr>
-          <w:rFonts w:ascii="Times New Roman" w:hAnsi="Times New Roman" w:eastAsia="Times New Roman" w:cs="Times New Roman"/>
-        </w:rPr>
-        <w:t xml:space="preserve"> </w:t>
-      </w:r>
-      <w:r>
-        <w:rPr>
-          <w:rFonts w:ascii="Times New Roman" w:hAnsi="Times New Roman" w:eastAsia="Times New Roman" w:cs="Times New Roman"/>
-        </w:rPr>
-        <w:t xml:space="preserve"> </w:t>
-      </w:r>
-      <w:r>
-        <w:rPr>
-          <w:rFonts w:ascii="Times New Roman" w:hAnsi="Times New Roman" w:eastAsia="Times New Roman" w:cs="Times New Roman"/>
-        </w:rPr>
-        <w:t xml:space="preserve">$。</w:t>
+        <w:t xml:space="preserve">：</w:t>
+      </w:r>
+      <m:oMath>
+        <m:oMathPr>
+          <m:ctrlPr>
+            <w:rPr>
+              <w:sz w:val="28"/>
+              <w:szCs w:val="28"/>
+            </w:rPr>
+          </m:ctrlPr>
+        </m:oMathPr>
+        <m:r>
+          <m:rPr>
+            <m:sty m:val="p"/>
+          </m:rPr>
+          <m:t>ln</m:t>
+        </m:r>
+        <m:r>
+          <m:t>k</m:t>
+        </m:r>
+        <m:r>
+          <m:rPr>
+            <m:sty m:val="p"/>
+          </m:rPr>
+          <m:t>=</m:t>
+        </m:r>
+        <m:r>
+          <m:rPr>
+            <m:sty m:val="p"/>
+          </m:rPr>
+          <m:t>ln</m:t>
+        </m:r>
+        <m:r>
+          <m:t>A</m:t>
+        </m:r>
+        <m:r>
+          <m:rPr>
+            <m:sty m:val="p"/>
+          </m:rPr>
+          <m:t>−</m:t>
+        </m:r>
+        <m:f>
+          <m:fPr>
+            <m:type m:val="bar"/>
+          </m:fPr>
+          <m:num>
+            <m:sSub>
+              <m:e>
+                <m:r>
+                  <m:t>E</m:t>
+                </m:r>
+              </m:e>
+              <m:sub>
+                <m:r>
+                  <m:t>a</m:t>
+                </m:r>
+              </m:sub>
+            </m:sSub>
+          </m:num>
+          <m:den>
+            <m:r>
+              <m:t>R</m:t>
+            </m:r>
+            <m:r>
+              <m:t>T</m:t>
+            </m:r>
+          </m:den>
+        </m:f>
+      </m:oMath>
+      <w:r>
+        <w:rPr>
+          <w:rFonts w:ascii="Times New Roman" w:hAnsi="Times New Roman" w:eastAsia="Times New Roman" w:cs="Times New Roman"/>
+        </w:rPr>
+        <w:t xml:space="preserve">。</w:t>
       </w:r>
     </w:p>
     <w:p>

--- a/06-学生侧材料/讲义/数学工具/数学工具-第1讲-函数图像与线性化.docx
+++ b/06-学生侧材料/讲义/数学工具/数学工具-第1讲-函数图像与线性化.docx
@@ -28224,7 +28224,7 @@
     <ns0:name ns0:val="Verbatim Char"/>
     <ns0:basedOn ns0:val="BodyTextChar"/>
     <ns0:rPr>
-      <ns0:rFonts ns0:ascii="Times New Roman" ns0:cs="Times New Roman" ns0:eastAsia="FangSong" ns0:hAnsi="Times New Roman"/>
+      <ns0:rFonts ns0:ascii="SimSun" ns0:hAnsi="SimSun" ns0:eastAsia="SimSun" ns0:cs="SimSun"/>
       <ns0:b ns0:val="0"/>
       <ns0:sz ns0:val="20"/>
     </ns0:rPr>
@@ -28302,7 +28302,7 @@
       <w:wordWrap w:val="off"/>
     </w:pPr>
     <ns0:rPr>
-      <w:rFonts ns0:ascii="Times New Roman" ns0:hAnsi="Times New Roman" ns0:eastAsia="FangSong" ns0:cs="Times New Roman"/>
+      <w:rFonts w:ascii="SimSun" w:hAnsi="SimSun" w:eastAsia="SimSun" w:cs="SimSun"/>
     </ns0:rPr>
   </w:style>
   <w:style w:type="character" w:customStyle="1" w:styleId="KeywordTok">
